--- a/HW3/result/HW_3.docx
+++ b/HW3/result/HW_3.docx
@@ -1,6 +1,6 @@
 
 <file path=word/document.xml><?xml version="1.0" encoding="utf-8"?>
-<w:document xmlns:wpc="http://schemas.microsoft.com/office/word/2010/wordprocessingCanvas" xmlns:cx="http://schemas.microsoft.com/office/drawing/2014/chartex" xmlns:cx1="http://schemas.microsoft.com/office/drawing/2015/9/8/chartex" xmlns:cx2="http://schemas.microsoft.com/office/drawing/2015/10/21/chartex" xmlns:cx3="http://schemas.microsoft.com/office/drawing/2016/5/9/chartex" xmlns:cx4="http://schemas.microsoft.com/office/drawing/2016/5/10/chartex" xmlns:cx5="http://schemas.microsoft.com/office/drawing/2016/5/11/chartex" xmlns:cx6="http://schemas.microsoft.com/office/drawing/2016/5/12/chartex" xmlns:cx7="http://schemas.microsoft.com/office/drawing/2016/5/13/chartex" xmlns:cx8="http://schemas.microsoft.com/office/drawing/2016/5/14/chartex" xmlns:mc="http://schemas.openxmlformats.org/markup-compatibility/2006" xmlns:aink="http://schemas.microsoft.com/office/drawing/2016/ink" xmlns:am3d="http://schemas.microsoft.com/office/drawing/2017/model3d" xmlns:o="urn:schemas-microsoft-com:office:office" xmlns:r="http://schemas.openxmlformats.org/officeDocument/2006/relationships" xmlns:m="http://schemas.openxmlformats.org/officeDocument/2006/math" xmlns:v="urn:schemas-microsoft-com:vml" xmlns:wp14="http://schemas.microsoft.com/office/word/2010/wordprocessingDrawing" xmlns:wp="http://schemas.openxmlformats.org/drawingml/2006/wordprocessingDrawing" xmlns:w10="urn:schemas-microsoft-com:office:word" xmlns:w="http://schemas.openxmlformats.org/wordprocessingml/2006/main" xmlns:w14="http://schemas.microsoft.com/office/word/2010/wordml" xmlns:w15="http://schemas.microsoft.com/office/word/2012/wordml" xmlns:w16cex="http://schemas.microsoft.com/office/word/2018/wordml/cex" xmlns:w16cid="http://schemas.microsoft.com/office/word/2016/wordml/cid" xmlns:w16="http://schemas.microsoft.com/office/word/2018/wordml" xmlns:w16sdtdh="http://schemas.microsoft.com/office/word/2020/wordml/sdtdatahash" xmlns:w16se="http://schemas.microsoft.com/office/word/2015/wordml/symex" xmlns:wpg="http://schemas.microsoft.com/office/word/2010/wordprocessingGroup" xmlns:wpi="http://schemas.microsoft.com/office/word/2010/wordprocessingInk" xmlns:wne="http://schemas.microsoft.com/office/word/2006/wordml" xmlns:wps="http://schemas.microsoft.com/office/word/2010/wordprocessingShape" mc:Ignorable="w14 w15 w16se w16cid w16 w16cex w16sdtdh wp14">
+<w:document xmlns:wpc="http://schemas.microsoft.com/office/word/2010/wordprocessingCanvas" xmlns:cx="http://schemas.microsoft.com/office/drawing/2014/chartex" xmlns:cx1="http://schemas.microsoft.com/office/drawing/2015/9/8/chartex" xmlns:cx2="http://schemas.microsoft.com/office/drawing/2015/10/21/chartex" xmlns:cx3="http://schemas.microsoft.com/office/drawing/2016/5/9/chartex" xmlns:cx4="http://schemas.microsoft.com/office/drawing/2016/5/10/chartex" xmlns:cx5="http://schemas.microsoft.com/office/drawing/2016/5/11/chartex" xmlns:cx6="http://schemas.microsoft.com/office/drawing/2016/5/12/chartex" xmlns:cx7="http://schemas.microsoft.com/office/drawing/2016/5/13/chartex" xmlns:cx8="http://schemas.microsoft.com/office/drawing/2016/5/14/chartex" xmlns:mc="http://schemas.openxmlformats.org/markup-compatibility/2006" xmlns:aink="http://schemas.microsoft.com/office/drawing/2016/ink" xmlns:am3d="http://schemas.microsoft.com/office/drawing/2017/model3d" xmlns:o="urn:schemas-microsoft-com:office:office" xmlns:oel="http://schemas.microsoft.com/office/2019/extlst" xmlns:r="http://schemas.openxmlformats.org/officeDocument/2006/relationships" xmlns:m="http://schemas.openxmlformats.org/officeDocument/2006/math" xmlns:v="urn:schemas-microsoft-com:vml" xmlns:wp14="http://schemas.microsoft.com/office/word/2010/wordprocessingDrawing" xmlns:wp="http://schemas.openxmlformats.org/drawingml/2006/wordprocessingDrawing" xmlns:w10="urn:schemas-microsoft-com:office:word" xmlns:w="http://schemas.openxmlformats.org/wordprocessingml/2006/main" xmlns:w14="http://schemas.microsoft.com/office/word/2010/wordml" xmlns:w15="http://schemas.microsoft.com/office/word/2012/wordml" xmlns:w16cex="http://schemas.microsoft.com/office/word/2018/wordml/cex" xmlns:w16cid="http://schemas.microsoft.com/office/word/2016/wordml/cid" xmlns:w16="http://schemas.microsoft.com/office/word/2018/wordml" xmlns:w16du="http://schemas.microsoft.com/office/word/2023/wordml/word16du" xmlns:w16sdtdh="http://schemas.microsoft.com/office/word/2020/wordml/sdtdatahash" xmlns:w16sdtfl="http://schemas.microsoft.com/office/word/2024/wordml/sdtformatlock" xmlns:w16se="http://schemas.microsoft.com/office/word/2015/wordml/symex" xmlns:wpg="http://schemas.microsoft.com/office/word/2010/wordprocessingGroup" xmlns:wpi="http://schemas.microsoft.com/office/word/2010/wordprocessingInk" xmlns:wne="http://schemas.microsoft.com/office/word/2006/wordml" xmlns:wps="http://schemas.microsoft.com/office/word/2010/wordprocessingShape" mc:Ignorable="w14 w15 w16se w16cid w16 w16cex w16sdtdh w16sdtfl w16du wp14">
   <w:body>
     <w:p>
       <w:pPr>
@@ -83,27 +83,7 @@
           <w:sz w:val="24"/>
           <w:szCs w:val="32"/>
         </w:rPr>
-        <w:t>[</w:t>
-      </w:r>
-      <w:proofErr w:type="spellStart"/>
-      <w:r>
-        <w:rPr>
-          <w:i/>
-          <w:iCs/>
-          <w:sz w:val="24"/>
-          <w:szCs w:val="32"/>
-        </w:rPr>
-        <w:t>GhianiLaportMusmanno</w:t>
-      </w:r>
-      <w:proofErr w:type="spellEnd"/>
-      <w:r>
-        <w:rPr>
-          <w:i/>
-          <w:iCs/>
-          <w:sz w:val="24"/>
-          <w:szCs w:val="32"/>
-        </w:rPr>
-        <w:t xml:space="preserve"> p.334]</w:t>
+        <w:t>[GhianiLaportMusmanno p.334]</w:t>
       </w:r>
     </w:p>
     <w:p>
@@ -122,25 +102,14 @@
           <w:sz w:val="24"/>
           <w:szCs w:val="32"/>
         </w:rPr>
-        <w:t>1.Wr</w:t>
-      </w:r>
-      <w:r>
-        <w:rPr>
-          <w:b/>
-          <w:bCs/>
-          <w:sz w:val="24"/>
-          <w:szCs w:val="32"/>
-        </w:rPr>
-        <w:t>ite the mathematical programming model and solve for the best distribution plan.</w:t>
+        <w:t>1.Write the mathematical programming model and solve for the best distribution plan.</w:t>
       </w:r>
     </w:p>
     <w:p>
-      <w:pPr>
-        <w:rPr>
-          <w:rFonts w:hint="cs"/>
-        </w:rPr>
-      </w:pPr>
-      <w:r>
+      <w:r>
+        <w:rPr>
+          <w:noProof/>
+        </w:rPr>
         <w:drawing>
           <wp:inline distT="0" distB="0" distL="0" distR="0" wp14:anchorId="69F9A730" wp14:editId="4DAC79E0">
             <wp:extent cx="5943600" cy="2139315"/>
@@ -199,154 +168,200 @@
           <w:i/>
           <w:iCs/>
         </w:rPr>
-        <w:t>Plant C</w:t>
-      </w:r>
-      <w:r>
+        <w:t>Plant Constraint</w:t>
+      </w:r>
+    </w:p>
+    <w:p>
+      <w:pPr>
+        <w:tabs>
+          <w:tab w:val="left" w:pos="626"/>
+        </w:tabs>
+      </w:pPr>
+      <w:r>
+        <w:drawing>
+          <wp:inline distT="0" distB="0" distL="0" distR="0" wp14:anchorId="533B4D04" wp14:editId="29B07A50">
+            <wp:extent cx="1308818" cy="986711"/>
+            <wp:effectExtent l="19050" t="19050" r="24765" b="23495"/>
+            <wp:docPr id="2035215609" name="Picture 1"/>
+            <wp:cNvGraphicFramePr>
+              <a:graphicFrameLocks xmlns:a="http://schemas.openxmlformats.org/drawingml/2006/main" noChangeAspect="1"/>
+            </wp:cNvGraphicFramePr>
+            <a:graphic xmlns:a="http://schemas.openxmlformats.org/drawingml/2006/main">
+              <a:graphicData uri="http://schemas.openxmlformats.org/drawingml/2006/picture">
+                <pic:pic xmlns:pic="http://schemas.openxmlformats.org/drawingml/2006/picture">
+                  <pic:nvPicPr>
+                    <pic:cNvPr id="2035215609" name=""/>
+                    <pic:cNvPicPr/>
+                  </pic:nvPicPr>
+                  <pic:blipFill rotWithShape="1">
+                    <a:blip r:embed="rId6"/>
+                    <a:srcRect l="3002" r="1809"/>
+                    <a:stretch/>
+                  </pic:blipFill>
+                  <pic:spPr bwMode="auto">
+                    <a:xfrm>
+                      <a:off x="0" y="0"/>
+                      <a:ext cx="1313162" cy="989986"/>
+                    </a:xfrm>
+                    <a:prstGeom prst="rect">
+                      <a:avLst/>
+                    </a:prstGeom>
+                    <a:ln w="3175">
+                      <a:solidFill>
+                        <a:schemeClr val="tx1"/>
+                      </a:solidFill>
+                    </a:ln>
+                    <a:extLst>
+                      <a:ext uri="{53640926-AAD7-44D8-BBD7-CCE9431645EC}">
+                        <a14:shadowObscured xmlns:a14="http://schemas.microsoft.com/office/drawing/2010/main"/>
+                      </a:ext>
+                    </a:extLst>
+                  </pic:spPr>
+                </pic:pic>
+              </a:graphicData>
+            </a:graphic>
+          </wp:inline>
+        </w:drawing>
+      </w:r>
+    </w:p>
+    <w:p>
+      <w:pPr>
         <w:rPr>
           <w:b/>
           <w:bCs/>
           <w:i/>
           <w:iCs/>
         </w:rPr>
-        <w:t>onstraint</w:t>
-      </w:r>
-    </w:p>
-    <w:p>
-      <w:pPr>
-        <w:rPr>
-          <w:rFonts w:hint="cs"/>
+      </w:pPr>
+      <w:r>
+        <w:rPr>
           <w:b/>
           <w:bCs/>
           <w:i/>
           <w:iCs/>
         </w:rPr>
-      </w:pPr>
-      <w:r>
-        <w:rPr>
-          <w:rFonts w:hint="cs"/>
+        <w:t>Warehouse Constraint</w:t>
+      </w:r>
+    </w:p>
+    <w:p>
+      <w:r>
+        <w:drawing>
+          <wp:inline distT="0" distB="0" distL="0" distR="0" wp14:anchorId="740DAB35" wp14:editId="7ECA66F3">
+            <wp:extent cx="1769993" cy="763516"/>
+            <wp:effectExtent l="19050" t="19050" r="20955" b="17780"/>
+            <wp:docPr id="201122210" name="Picture 1"/>
+            <wp:cNvGraphicFramePr>
+              <a:graphicFrameLocks xmlns:a="http://schemas.openxmlformats.org/drawingml/2006/main" noChangeAspect="1"/>
+            </wp:cNvGraphicFramePr>
+            <a:graphic xmlns:a="http://schemas.openxmlformats.org/drawingml/2006/main">
+              <a:graphicData uri="http://schemas.openxmlformats.org/drawingml/2006/picture">
+                <pic:pic xmlns:pic="http://schemas.openxmlformats.org/drawingml/2006/picture">
+                  <pic:nvPicPr>
+                    <pic:cNvPr id="201122210" name=""/>
+                    <pic:cNvPicPr/>
+                  </pic:nvPicPr>
+                  <pic:blipFill rotWithShape="1">
+                    <a:blip r:embed="rId7"/>
+                    <a:srcRect l="1605" r="1939" b="3555"/>
+                    <a:stretch/>
+                  </pic:blipFill>
+                  <pic:spPr bwMode="auto">
+                    <a:xfrm>
+                      <a:off x="0" y="0"/>
+                      <a:ext cx="1777655" cy="766821"/>
+                    </a:xfrm>
+                    <a:prstGeom prst="rect">
+                      <a:avLst/>
+                    </a:prstGeom>
+                    <a:ln w="3175">
+                      <a:solidFill>
+                        <a:schemeClr val="tx1"/>
+                      </a:solidFill>
+                    </a:ln>
+                    <a:extLst>
+                      <a:ext uri="{53640926-AAD7-44D8-BBD7-CCE9431645EC}">
+                        <a14:shadowObscured xmlns:a14="http://schemas.microsoft.com/office/drawing/2010/main"/>
+                      </a:ext>
+                    </a:extLst>
+                  </pic:spPr>
+                </pic:pic>
+              </a:graphicData>
+            </a:graphic>
+          </wp:inline>
+        </w:drawing>
+      </w:r>
+    </w:p>
+    <w:p>
+      <w:pPr>
+        <w:rPr>
           <w:b/>
           <w:bCs/>
           <w:i/>
           <w:iCs/>
-          <w:cs/>
-        </w:rPr>
-        <w:t>-</w:t>
-      </w:r>
-    </w:p>
-    <w:p>
-      <w:pPr>
+        </w:rPr>
+      </w:pPr>
+      <w:r>
         <w:rPr>
           <w:b/>
           <w:bCs/>
           <w:i/>
           <w:iCs/>
         </w:rPr>
-      </w:pPr>
-      <w:r>
-        <w:rPr>
-          <w:b/>
-          <w:bCs/>
-          <w:i/>
-          <w:iCs/>
-        </w:rPr>
-        <w:t xml:space="preserve">Warehouse </w:t>
-      </w:r>
-      <w:r>
-        <w:rPr>
-          <w:b/>
-          <w:bCs/>
-          <w:i/>
-          <w:iCs/>
-        </w:rPr>
-        <w:t>Constraint</w:t>
+        <w:t>Customer Constraint</w:t>
       </w:r>
     </w:p>
     <w:p>
-      <w:pPr>
-        <w:rPr>
-          <w:rFonts w:hint="cs"/>
-          <w:b/>
-          <w:bCs/>
-          <w:i/>
-          <w:iCs/>
-        </w:rPr>
-      </w:pPr>
-      <w:r>
-        <w:rPr>
-          <w:rFonts w:hint="cs"/>
-          <w:b/>
-          <w:bCs/>
-          <w:i/>
-          <w:iCs/>
-          <w:cs/>
-        </w:rPr>
-        <w:t>-</w:t>
+      <w:r>
+        <w:drawing>
+          <wp:inline distT="0" distB="0" distL="0" distR="0" wp14:anchorId="597AA0FA" wp14:editId="27370505">
+            <wp:extent cx="1491698" cy="1617354"/>
+            <wp:effectExtent l="19050" t="19050" r="13335" b="20955"/>
+            <wp:docPr id="586908937" name="Picture 1"/>
+            <wp:cNvGraphicFramePr>
+              <a:graphicFrameLocks xmlns:a="http://schemas.openxmlformats.org/drawingml/2006/main" noChangeAspect="1"/>
+            </wp:cNvGraphicFramePr>
+            <a:graphic xmlns:a="http://schemas.openxmlformats.org/drawingml/2006/main">
+              <a:graphicData uri="http://schemas.openxmlformats.org/drawingml/2006/picture">
+                <pic:pic xmlns:pic="http://schemas.openxmlformats.org/drawingml/2006/picture">
+                  <pic:nvPicPr>
+                    <pic:cNvPr id="586908937" name=""/>
+                    <pic:cNvPicPr/>
+                  </pic:nvPicPr>
+                  <pic:blipFill rotWithShape="1">
+                    <a:blip r:embed="rId8"/>
+                    <a:srcRect l="959" t="303" r="1980"/>
+                    <a:stretch/>
+                  </pic:blipFill>
+                  <pic:spPr bwMode="auto">
+                    <a:xfrm>
+                      <a:off x="0" y="0"/>
+                      <a:ext cx="1507749" cy="1634757"/>
+                    </a:xfrm>
+                    <a:prstGeom prst="rect">
+                      <a:avLst/>
+                    </a:prstGeom>
+                    <a:ln w="3175">
+                      <a:solidFill>
+                        <a:schemeClr val="tx1"/>
+                      </a:solidFill>
+                    </a:ln>
+                    <a:extLst>
+                      <a:ext uri="{53640926-AAD7-44D8-BBD7-CCE9431645EC}">
+                        <a14:shadowObscured xmlns:a14="http://schemas.microsoft.com/office/drawing/2010/main"/>
+                      </a:ext>
+                    </a:extLst>
+                  </pic:spPr>
+                </pic:pic>
+              </a:graphicData>
+            </a:graphic>
+          </wp:inline>
+        </w:drawing>
       </w:r>
     </w:p>
     <w:p>
       <w:pPr>
-        <w:rPr>
-          <w:b/>
-          <w:bCs/>
-          <w:i/>
-          <w:iCs/>
-        </w:rPr>
-      </w:pPr>
-      <w:r>
-        <w:rPr>
-          <w:b/>
-          <w:bCs/>
-          <w:i/>
-          <w:iCs/>
-        </w:rPr>
-        <w:t xml:space="preserve">Customer </w:t>
-      </w:r>
-      <w:r>
-        <w:rPr>
-          <w:b/>
-          <w:bCs/>
-          <w:i/>
-          <w:iCs/>
-        </w:rPr>
-        <w:t>Constraint</w:t>
-      </w:r>
-    </w:p>
-    <w:p>
-      <w:pPr>
-        <w:rPr>
-          <w:rFonts w:hint="cs"/>
-          <w:b/>
-          <w:bCs/>
-          <w:i/>
-          <w:iCs/>
-        </w:rPr>
-      </w:pPr>
-      <w:r>
-        <w:rPr>
-          <w:rFonts w:hint="cs"/>
-          <w:b/>
-          <w:bCs/>
-          <w:i/>
-          <w:iCs/>
-          <w:cs/>
-        </w:rPr>
-        <w:t>-</w:t>
-      </w:r>
-    </w:p>
-    <w:p>
-      <w:pPr>
-        <w:rPr>
-          <w:b/>
-          <w:bCs/>
-          <w:i/>
-          <w:iCs/>
-        </w:rPr>
-      </w:pPr>
-    </w:p>
-    <w:p>
-      <w:pPr>
         <w:pStyle w:val="Heading1"/>
-        <w:spacing w:line="276" w:lineRule="auto"/>
+        <w:spacing w:line="360" w:lineRule="auto"/>
         <w:rPr>
           <w:b/>
           <w:bCs/>
@@ -361,11 +376,64 @@
           <w:sz w:val="36"/>
           <w:szCs w:val="44"/>
         </w:rPr>
+        <w:lastRenderedPageBreak/>
         <w:t>Conclude</w:t>
       </w:r>
     </w:p>
     <w:p>
       <w:pPr>
+        <w:spacing w:line="360" w:lineRule="auto"/>
+        <w:jc w:val="center"/>
+      </w:pPr>
+      <w:r>
+        <w:rPr>
+          <w:noProof/>
+        </w:rPr>
+        <w:drawing>
+          <wp:inline distT="0" distB="0" distL="0" distR="0" wp14:anchorId="1B48DA16" wp14:editId="54E34A0B">
+            <wp:extent cx="3028841" cy="2572385"/>
+            <wp:effectExtent l="0" t="0" r="0" b="7620"/>
+            <wp:docPr id="62" name="Picture 62"/>
+            <wp:cNvGraphicFramePr>
+              <a:graphicFrameLocks xmlns:a="http://schemas.openxmlformats.org/drawingml/2006/main" noChangeAspect="1"/>
+            </wp:cNvGraphicFramePr>
+            <a:graphic xmlns:a="http://schemas.openxmlformats.org/drawingml/2006/main">
+              <a:graphicData uri="http://schemas.openxmlformats.org/drawingml/2006/picture">
+                <pic:pic xmlns:pic="http://schemas.openxmlformats.org/drawingml/2006/picture">
+                  <pic:nvPicPr>
+                    <pic:cNvPr id="62" name="Picture 62"/>
+                    <pic:cNvPicPr/>
+                  </pic:nvPicPr>
+                  <pic:blipFill>
+                    <a:blip r:embed="rId9" cstate="print">
+                      <a:extLst>
+                        <a:ext uri="{28A0092B-C50C-407E-A947-70E740481C1C}">
+                          <a14:useLocalDpi xmlns:a14="http://schemas.microsoft.com/office/drawing/2010/main" val="0"/>
+                        </a:ext>
+                      </a:extLst>
+                    </a:blip>
+                    <a:stretch>
+                      <a:fillRect/>
+                    </a:stretch>
+                  </pic:blipFill>
+                  <pic:spPr>
+                    <a:xfrm>
+                      <a:off x="0" y="0"/>
+                      <a:ext cx="3028841" cy="2572385"/>
+                    </a:xfrm>
+                    <a:prstGeom prst="rect">
+                      <a:avLst/>
+                    </a:prstGeom>
+                  </pic:spPr>
+                </pic:pic>
+              </a:graphicData>
+            </a:graphic>
+          </wp:inline>
+        </w:drawing>
+      </w:r>
+    </w:p>
+    <w:p>
+      <w:pPr>
         <w:rPr>
           <w:color w:val="000000" w:themeColor="text1"/>
         </w:rPr>
@@ -490,14 +558,12 @@
         </w:rPr>
         <w:t xml:space="preserve">สาขา </w:t>
       </w:r>
-      <w:proofErr w:type="spellStart"/>
       <w:r>
         <w:rPr>
           <w:color w:val="000000" w:themeColor="text1"/>
         </w:rPr>
         <w:t>Bristols</w:t>
       </w:r>
-      <w:proofErr w:type="spellEnd"/>
       <w:r>
         <w:rPr>
           <w:color w:val="000000" w:themeColor="text1"/>
@@ -843,12 +909,10 @@
       </w:r>
     </w:p>
     <w:p>
-      <w:pPr>
-        <w:rPr>
-          <w:rFonts w:hint="cs"/>
-        </w:rPr>
-      </w:pPr>
-      <w:r>
+      <w:r>
+        <w:rPr>
+          <w:noProof/>
+        </w:rPr>
         <w:drawing>
           <wp:anchor distT="0" distB="0" distL="114300" distR="114300" simplePos="0" relativeHeight="251658240" behindDoc="0" locked="0" layoutInCell="1" allowOverlap="1" wp14:anchorId="4059DFC8" wp14:editId="4B61CBDB">
             <wp:simplePos x="0" y="0"/>
@@ -873,7 +937,7 @@
                     <pic:cNvPicPr/>
                   </pic:nvPicPr>
                   <pic:blipFill>
-                    <a:blip r:embed="rId6">
+                    <a:blip r:embed="rId10">
                       <a:extLst>
                         <a:ext uri="{28A0092B-C50C-407E-A947-70E740481C1C}">
                           <a14:useLocalDpi xmlns:a14="http://schemas.microsoft.com/office/drawing/2010/main" val="0"/>
@@ -909,54 +973,7 @@
       </w:r>
     </w:p>
     <w:p/>
-    <w:p>
-      <w:r>
-        <w:rPr>
-          <w:noProof/>
-        </w:rPr>
-        <w:drawing>
-          <wp:inline distT="0" distB="0" distL="0" distR="0" wp14:anchorId="2DF818E3" wp14:editId="75079846">
-            <wp:extent cx="3028841" cy="2572385"/>
-            <wp:effectExtent l="0" t="0" r="0" b="7620"/>
-            <wp:docPr id="62" name="Picture 62"/>
-            <wp:cNvGraphicFramePr>
-              <a:graphicFrameLocks xmlns:a="http://schemas.openxmlformats.org/drawingml/2006/main" noChangeAspect="1"/>
-            </wp:cNvGraphicFramePr>
-            <a:graphic xmlns:a="http://schemas.openxmlformats.org/drawingml/2006/main">
-              <a:graphicData uri="http://schemas.openxmlformats.org/drawingml/2006/picture">
-                <pic:pic xmlns:pic="http://schemas.openxmlformats.org/drawingml/2006/picture">
-                  <pic:nvPicPr>
-                    <pic:cNvPr id="62" name="Picture 62"/>
-                    <pic:cNvPicPr/>
-                  </pic:nvPicPr>
-                  <pic:blipFill>
-                    <a:blip r:embed="rId7" cstate="print">
-                      <a:extLst>
-                        <a:ext uri="{28A0092B-C50C-407E-A947-70E740481C1C}">
-                          <a14:useLocalDpi xmlns:a14="http://schemas.microsoft.com/office/drawing/2010/main" val="0"/>
-                        </a:ext>
-                      </a:extLst>
-                    </a:blip>
-                    <a:stretch>
-                      <a:fillRect/>
-                    </a:stretch>
-                  </pic:blipFill>
-                  <pic:spPr>
-                    <a:xfrm>
-                      <a:off x="0" y="0"/>
-                      <a:ext cx="3028841" cy="2572385"/>
-                    </a:xfrm>
-                    <a:prstGeom prst="rect">
-                      <a:avLst/>
-                    </a:prstGeom>
-                  </pic:spPr>
-                </pic:pic>
-              </a:graphicData>
-            </a:graphic>
-          </wp:inline>
-        </w:drawing>
-      </w:r>
-    </w:p>
+    <w:p/>
     <w:sectPr>
       <w:pgSz w:w="12240" w:h="15840"/>
       <w:pgMar w:top="1440" w:right="1440" w:bottom="1440" w:left="1440" w:header="720" w:footer="720" w:gutter="0"/>
@@ -968,7 +985,7 @@
 </file>
 
 <file path=word/numbering.xml><?xml version="1.0" encoding="utf-8"?>
-<w:numbering xmlns:wpc="http://schemas.microsoft.com/office/word/2010/wordprocessingCanvas" xmlns:cx="http://schemas.microsoft.com/office/drawing/2014/chartex" xmlns:cx1="http://schemas.microsoft.com/office/drawing/2015/9/8/chartex" xmlns:cx2="http://schemas.microsoft.com/office/drawing/2015/10/21/chartex" xmlns:cx3="http://schemas.microsoft.com/office/drawing/2016/5/9/chartex" xmlns:cx4="http://schemas.microsoft.com/office/drawing/2016/5/10/chartex" xmlns:cx5="http://schemas.microsoft.com/office/drawing/2016/5/11/chartex" xmlns:cx6="http://schemas.microsoft.com/office/drawing/2016/5/12/chartex" xmlns:cx7="http://schemas.microsoft.com/office/drawing/2016/5/13/chartex" xmlns:cx8="http://schemas.microsoft.com/office/drawing/2016/5/14/chartex" xmlns:mc="http://schemas.openxmlformats.org/markup-compatibility/2006" xmlns:aink="http://schemas.microsoft.com/office/drawing/2016/ink" xmlns:am3d="http://schemas.microsoft.com/office/drawing/2017/model3d" xmlns:o="urn:schemas-microsoft-com:office:office" xmlns:r="http://schemas.openxmlformats.org/officeDocument/2006/relationships" xmlns:m="http://schemas.openxmlformats.org/officeDocument/2006/math" xmlns:v="urn:schemas-microsoft-com:vml" xmlns:wp14="http://schemas.microsoft.com/office/word/2010/wordprocessingDrawing" xmlns:wp="http://schemas.openxmlformats.org/drawingml/2006/wordprocessingDrawing" xmlns:w10="urn:schemas-microsoft-com:office:word" xmlns:w="http://schemas.openxmlformats.org/wordprocessingml/2006/main" xmlns:w14="http://schemas.microsoft.com/office/word/2010/wordml" xmlns:w15="http://schemas.microsoft.com/office/word/2012/wordml" xmlns:w16cex="http://schemas.microsoft.com/office/word/2018/wordml/cex" xmlns:w16cid="http://schemas.microsoft.com/office/word/2016/wordml/cid" xmlns:w16="http://schemas.microsoft.com/office/word/2018/wordml" xmlns:w16sdtdh="http://schemas.microsoft.com/office/word/2020/wordml/sdtdatahash" xmlns:w16se="http://schemas.microsoft.com/office/word/2015/wordml/symex" xmlns:wpg="http://schemas.microsoft.com/office/word/2010/wordprocessingGroup" xmlns:wpi="http://schemas.microsoft.com/office/word/2010/wordprocessingInk" xmlns:wne="http://schemas.microsoft.com/office/word/2006/wordml" xmlns:wps="http://schemas.microsoft.com/office/word/2010/wordprocessingShape" mc:Ignorable="w14 w15 w16se w16cid w16 w16cex w16sdtdh wp14">
+<w:numbering xmlns:wpc="http://schemas.microsoft.com/office/word/2010/wordprocessingCanvas" xmlns:cx="http://schemas.microsoft.com/office/drawing/2014/chartex" xmlns:cx1="http://schemas.microsoft.com/office/drawing/2015/9/8/chartex" xmlns:cx2="http://schemas.microsoft.com/office/drawing/2015/10/21/chartex" xmlns:cx3="http://schemas.microsoft.com/office/drawing/2016/5/9/chartex" xmlns:cx4="http://schemas.microsoft.com/office/drawing/2016/5/10/chartex" xmlns:cx5="http://schemas.microsoft.com/office/drawing/2016/5/11/chartex" xmlns:cx6="http://schemas.microsoft.com/office/drawing/2016/5/12/chartex" xmlns:cx7="http://schemas.microsoft.com/office/drawing/2016/5/13/chartex" xmlns:cx8="http://schemas.microsoft.com/office/drawing/2016/5/14/chartex" xmlns:mc="http://schemas.openxmlformats.org/markup-compatibility/2006" xmlns:aink="http://schemas.microsoft.com/office/drawing/2016/ink" xmlns:am3d="http://schemas.microsoft.com/office/drawing/2017/model3d" xmlns:o="urn:schemas-microsoft-com:office:office" xmlns:oel="http://schemas.microsoft.com/office/2019/extlst" xmlns:r="http://schemas.openxmlformats.org/officeDocument/2006/relationships" xmlns:m="http://schemas.openxmlformats.org/officeDocument/2006/math" xmlns:v="urn:schemas-microsoft-com:vml" xmlns:wp14="http://schemas.microsoft.com/office/word/2010/wordprocessingDrawing" xmlns:wp="http://schemas.openxmlformats.org/drawingml/2006/wordprocessingDrawing" xmlns:w10="urn:schemas-microsoft-com:office:word" xmlns:w="http://schemas.openxmlformats.org/wordprocessingml/2006/main" xmlns:w14="http://schemas.microsoft.com/office/word/2010/wordml" xmlns:w15="http://schemas.microsoft.com/office/word/2012/wordml" xmlns:w16cex="http://schemas.microsoft.com/office/word/2018/wordml/cex" xmlns:w16cid="http://schemas.microsoft.com/office/word/2016/wordml/cid" xmlns:w16="http://schemas.microsoft.com/office/word/2018/wordml" xmlns:w16du="http://schemas.microsoft.com/office/word/2023/wordml/word16du" xmlns:w16sdtdh="http://schemas.microsoft.com/office/word/2020/wordml/sdtdatahash" xmlns:w16sdtfl="http://schemas.microsoft.com/office/word/2024/wordml/sdtformatlock" xmlns:w16se="http://schemas.microsoft.com/office/word/2015/wordml/symex" xmlns:wpg="http://schemas.microsoft.com/office/word/2010/wordprocessingGroup" xmlns:wpi="http://schemas.microsoft.com/office/word/2010/wordprocessingInk" xmlns:wne="http://schemas.microsoft.com/office/word/2006/wordml" xmlns:wps="http://schemas.microsoft.com/office/word/2010/wordprocessingShape" mc:Ignorable="w14 w15 w16se w16cid w16 w16cex w16sdtdh w16sdtfl w16du wp14">
   <w:abstractNum w:abstractNumId="0" w15:restartNumberingAfterBreak="0">
     <w:nsid w:val="04CA5B2E"/>
     <w:multiLevelType w:val="hybridMultilevel"/>
@@ -1144,17 +1161,133 @@
       </w:pPr>
     </w:lvl>
   </w:abstractNum>
-  <w:num w:numId="1">
+  <w:abstractNum w:abstractNumId="2" w15:restartNumberingAfterBreak="0">
+    <w:nsid w:val="13F71448"/>
+    <w:multiLevelType w:val="hybridMultilevel"/>
+    <w:tmpl w:val="50961D26"/>
+    <w:lvl w:ilvl="0" w:tplc="593E329E">
+      <w:numFmt w:val="bullet"/>
+      <w:lvlText w:val="-"/>
+      <w:lvlJc w:val="left"/>
+      <w:pPr>
+        <w:ind w:left="720" w:hanging="360"/>
+      </w:pPr>
+      <w:rPr>
+        <w:rFonts w:ascii="Cordia New" w:eastAsiaTheme="minorHAnsi" w:hAnsi="Cordia New" w:cs="Cordia New" w:hint="default"/>
+        <w:sz w:val="28"/>
+      </w:rPr>
+    </w:lvl>
+    <w:lvl w:ilvl="1" w:tplc="04090003" w:tentative="1">
+      <w:start w:val="1"/>
+      <w:numFmt w:val="bullet"/>
+      <w:lvlText w:val="o"/>
+      <w:lvlJc w:val="left"/>
+      <w:pPr>
+        <w:ind w:left="1440" w:hanging="360"/>
+      </w:pPr>
+      <w:rPr>
+        <w:rFonts w:ascii="Courier New" w:hAnsi="Courier New" w:cs="Courier New" w:hint="default"/>
+      </w:rPr>
+    </w:lvl>
+    <w:lvl w:ilvl="2" w:tplc="04090005" w:tentative="1">
+      <w:start w:val="1"/>
+      <w:numFmt w:val="bullet"/>
+      <w:lvlText w:val=""/>
+      <w:lvlJc w:val="left"/>
+      <w:pPr>
+        <w:ind w:left="2160" w:hanging="360"/>
+      </w:pPr>
+      <w:rPr>
+        <w:rFonts w:ascii="Wingdings" w:hAnsi="Wingdings" w:hint="default"/>
+      </w:rPr>
+    </w:lvl>
+    <w:lvl w:ilvl="3" w:tplc="04090001" w:tentative="1">
+      <w:start w:val="1"/>
+      <w:numFmt w:val="bullet"/>
+      <w:lvlText w:val=""/>
+      <w:lvlJc w:val="left"/>
+      <w:pPr>
+        <w:ind w:left="2880" w:hanging="360"/>
+      </w:pPr>
+      <w:rPr>
+        <w:rFonts w:ascii="Symbol" w:hAnsi="Symbol" w:hint="default"/>
+      </w:rPr>
+    </w:lvl>
+    <w:lvl w:ilvl="4" w:tplc="04090003" w:tentative="1">
+      <w:start w:val="1"/>
+      <w:numFmt w:val="bullet"/>
+      <w:lvlText w:val="o"/>
+      <w:lvlJc w:val="left"/>
+      <w:pPr>
+        <w:ind w:left="3600" w:hanging="360"/>
+      </w:pPr>
+      <w:rPr>
+        <w:rFonts w:ascii="Courier New" w:hAnsi="Courier New" w:cs="Courier New" w:hint="default"/>
+      </w:rPr>
+    </w:lvl>
+    <w:lvl w:ilvl="5" w:tplc="04090005" w:tentative="1">
+      <w:start w:val="1"/>
+      <w:numFmt w:val="bullet"/>
+      <w:lvlText w:val=""/>
+      <w:lvlJc w:val="left"/>
+      <w:pPr>
+        <w:ind w:left="4320" w:hanging="360"/>
+      </w:pPr>
+      <w:rPr>
+        <w:rFonts w:ascii="Wingdings" w:hAnsi="Wingdings" w:hint="default"/>
+      </w:rPr>
+    </w:lvl>
+    <w:lvl w:ilvl="6" w:tplc="04090001" w:tentative="1">
+      <w:start w:val="1"/>
+      <w:numFmt w:val="bullet"/>
+      <w:lvlText w:val=""/>
+      <w:lvlJc w:val="left"/>
+      <w:pPr>
+        <w:ind w:left="5040" w:hanging="360"/>
+      </w:pPr>
+      <w:rPr>
+        <w:rFonts w:ascii="Symbol" w:hAnsi="Symbol" w:hint="default"/>
+      </w:rPr>
+    </w:lvl>
+    <w:lvl w:ilvl="7" w:tplc="04090003" w:tentative="1">
+      <w:start w:val="1"/>
+      <w:numFmt w:val="bullet"/>
+      <w:lvlText w:val="o"/>
+      <w:lvlJc w:val="left"/>
+      <w:pPr>
+        <w:ind w:left="5760" w:hanging="360"/>
+      </w:pPr>
+      <w:rPr>
+        <w:rFonts w:ascii="Courier New" w:hAnsi="Courier New" w:cs="Courier New" w:hint="default"/>
+      </w:rPr>
+    </w:lvl>
+    <w:lvl w:ilvl="8" w:tplc="04090005" w:tentative="1">
+      <w:start w:val="1"/>
+      <w:numFmt w:val="bullet"/>
+      <w:lvlText w:val=""/>
+      <w:lvlJc w:val="left"/>
+      <w:pPr>
+        <w:ind w:left="6480" w:hanging="360"/>
+      </w:pPr>
+      <w:rPr>
+        <w:rFonts w:ascii="Wingdings" w:hAnsi="Wingdings" w:hint="default"/>
+      </w:rPr>
+    </w:lvl>
+  </w:abstractNum>
+  <w:num w:numId="1" w16cid:durableId="1719547582">
     <w:abstractNumId w:val="1"/>
   </w:num>
-  <w:num w:numId="2">
+  <w:num w:numId="2" w16cid:durableId="608583895">
     <w:abstractNumId w:val="0"/>
+  </w:num>
+  <w:num w:numId="3" w16cid:durableId="154034119">
+    <w:abstractNumId w:val="2"/>
   </w:num>
 </w:numbering>
 </file>
 
 <file path=word/styles.xml><?xml version="1.0" encoding="utf-8"?>
-<w:styles xmlns:mc="http://schemas.openxmlformats.org/markup-compatibility/2006" xmlns:r="http://schemas.openxmlformats.org/officeDocument/2006/relationships" xmlns:w="http://schemas.openxmlformats.org/wordprocessingml/2006/main" xmlns:w14="http://schemas.microsoft.com/office/word/2010/wordml" xmlns:w15="http://schemas.microsoft.com/office/word/2012/wordml" xmlns:w16cex="http://schemas.microsoft.com/office/word/2018/wordml/cex" xmlns:w16cid="http://schemas.microsoft.com/office/word/2016/wordml/cid" xmlns:w16="http://schemas.microsoft.com/office/word/2018/wordml" xmlns:w16sdtdh="http://schemas.microsoft.com/office/word/2020/wordml/sdtdatahash" xmlns:w16se="http://schemas.microsoft.com/office/word/2015/wordml/symex" mc:Ignorable="w14 w15 w16se w16cid w16 w16cex w16sdtdh">
+<w:styles xmlns:mc="http://schemas.openxmlformats.org/markup-compatibility/2006" xmlns:r="http://schemas.openxmlformats.org/officeDocument/2006/relationships" xmlns:w="http://schemas.openxmlformats.org/wordprocessingml/2006/main" xmlns:w14="http://schemas.microsoft.com/office/word/2010/wordml" xmlns:w15="http://schemas.microsoft.com/office/word/2012/wordml" xmlns:w16cex="http://schemas.microsoft.com/office/word/2018/wordml/cex" xmlns:w16cid="http://schemas.microsoft.com/office/word/2016/wordml/cid" xmlns:w16="http://schemas.microsoft.com/office/word/2018/wordml" xmlns:w16du="http://schemas.microsoft.com/office/word/2023/wordml/word16du" xmlns:w16sdtdh="http://schemas.microsoft.com/office/word/2020/wordml/sdtdatahash" xmlns:w16sdtfl="http://schemas.microsoft.com/office/word/2024/wordml/sdtformatlock" xmlns:w16se="http://schemas.microsoft.com/office/word/2015/wordml/symex" mc:Ignorable="w14 w15 w16se w16cid w16 w16cex w16sdtdh w16sdtfl w16du">
   <w:docDefaults>
     <w:rPrDefault>
       <w:rPr>
@@ -1660,6 +1793,16 @@
       <w:szCs w:val="30"/>
     </w:rPr>
   </w:style>
+  <w:style w:type="character" w:styleId="PlaceholderText">
+    <w:name w:val="Placeholder Text"/>
+    <w:basedOn w:val="DefaultParagraphFont"/>
+    <w:uiPriority w:val="99"/>
+    <w:semiHidden/>
+    <w:rsid w:val="008470AA"/>
+    <w:rPr>
+      <w:color w:val="666666"/>
+    </w:rPr>
+  </w:style>
 </w:styles>
 </file>
 
